--- a/informes-growth/doordash-2026-10-14/DoorDash - growth - 2026-10-14.docx
+++ b/informes-growth/doordash-2026-10-14/DoorDash - growth - 2026-10-14.docx
@@ -5832,7 +5832,7 @@
         <w:t xml:space="preserve"> </w:t>
       </w:r>
       <w:r>
-        <w:t xml:space="preserve">con Nu, argenx, Shopify, Axon y Snowflake, y la liquidez libre es de ≈27 EUR. Solo cabe sustituir. Suplentes, por orden: Samsara, Datadog, MongoDB, Zscaler, Dexcom, Toast y Wise.</w:t>
+        <w:t xml:space="preserve">con Nu, argenx, Shopify, Axon y Snowflake, y la liquidez libre es casi nula. Solo cabe sustituir. Suplentes, por orden: Samsara, Datadog, MongoDB, Zscaler, Dexcom, Toast y Wise.</w:t>
       </w:r>
     </w:p>
     <w:p>
@@ -5863,7 +5863,7 @@
         <w:t xml:space="preserve"> </w:t>
       </w:r>
       <w:r>
-        <w:t xml:space="preserve">en la cartera value (28 acciones, ~1.785 EUR, ~6 %), y Uber Eats es el nº 2 del reparto en EE. UU. y el gran rival de DoorDash fuera (con Delivery Hero). Tener las dos duplica los mismos riesgos: ciclo del consumo discrecional, regulación de repartidores independientes, seguros, agentes de IA y autónomos. No es una cobertura: si a uno le va mejor en cuota, al otro le va peor, pero los dos caen juntos en una recesión o con una ley laboral. Más que un growth nuevo, DoorDash sería</w:t>
+        <w:t xml:space="preserve">en la cartera value (~6 %), y Uber Eats es el nº 2 del reparto en EE. UU. y el gran rival de DoorDash fuera (con Delivery Hero). Tener las dos duplica los mismos riesgos: ciclo del consumo discrecional, regulación de repartidores independientes, seguros, agentes de IA y autónomos. No es una cobertura: si a uno le va mejor en cuota, al otro le va peor, pero los dos caen juntos en una recesión o con una ley laboral. Más que un growth nuevo, DoorDash sería</w:t>
       </w:r>
       <w:r>
         <w:t xml:space="preserve"> </w:t>
@@ -6312,7 +6312,7 @@
         <w:t xml:space="preserve"> </w:t>
       </w:r>
       <w:r>
-        <w:t xml:space="preserve">(hueco libre y Comprar confirmado): 3,5 % (~1.040 EUR, ~6 acciones), en dos tramos, con límite de 180 USD.</w:t>
+        <w:t xml:space="preserve">(hueco libre y Comprar confirmado): 3,5 %, ~6 acciones), en dos tramos, con límite de 180 USD.</w:t>
       </w:r>
       <w:r>
         <w:t xml:space="preserve"> </w:t>

--- a/informes-growth/doordash-2026-10-14/DoorDash - growth - 2026-10-14.docx
+++ b/informes-growth/doordash-2026-10-14/DoorDash - growth - 2026-10-14.docx
@@ -20,81 +20,31 @@
           <w:bCs/>
           <w:b/>
         </w:rPr>
-        <w:t xml:space="preserve">Señal (método v7): Mantener, en vigilancia</w:t>
-      </w:r>
-      <w:r>
-        <w:t xml:space="preserve"> </w:t>
-      </w:r>
-      <w:r>
-        <w:t xml:space="preserve">· Puntuación 63,8/100 · Señales de cambio de tendencia 3/8 · EV/beneficio bruto 8,8x</w:t>
-      </w:r>
-      <w:r>
-        <w:t xml:space="preserve"> </w:t>
-      </w:r>
-      <w:r>
-        <w:t xml:space="preserve">Precio 193,09 USD (cierre del 13-oct) · Objetivo 12 m 201,5 USD (ponderada +4,4 %, base +7,2 %, bajista −44,9 %, alcista +48,1 %) · Compra hasta 191,9 USD</w:t>
-      </w:r>
-      <w:r>
-        <w:t xml:space="preserve"> </w:t>
-      </w:r>
-      <w:r>
-        <w:t xml:space="preserve">Peso orientativo: no entra. Le falta rentabilidad (ponderada &lt; 5 %); el bolsillo growth está lleno y no supera a ninguna de las cinco.</w:t>
-      </w:r>
-    </w:p>
-    <w:p>
-      <w:pPr>
-        <w:pStyle w:val="BlockText"/>
-      </w:pPr>
-      <w:r>
-        <w:rPr>
-          <w:bCs/>
-          <w:b/>
-        </w:rPr>
-        <w:t xml:space="preserve">Calculado con el método v7</w:t>
-      </w:r>
-      <w:r>
-        <w:t xml:space="preserve"> </w:t>
-      </w:r>
-      <w:r>
-        <w:t xml:space="preserve">(</w:t>
-      </w:r>
-      <w:r>
-        <w:rPr>
-          <w:rStyle w:val="VerbatimChar"/>
-        </w:rPr>
-        <w:t xml:space="preserve">verticales/growth/metodo.md</w:t>
-      </w:r>
-      <w:r>
-        <w:t xml:space="preserve">).</w:t>
-      </w:r>
-      <w:r>
-        <w:t xml:space="preserve"> </w:t>
-      </w:r>
-      <w:r>
-        <w:rPr>
-          <w:bCs/>
-          <w:b/>
-        </w:rPr>
-        <w:t xml:space="preserve">Qué se toma como ventas</w:t>
-      </w:r>
-      <w:r>
-        <w:t xml:space="preserve">: los ingresos GAAP, es decir, lo que DoorDash se queda de cada pedido (comisión del comercio y tarifas del cliente, ya restado lo que paga a repartidores y comercios), que son el 13,5 % del GOV (valor bruto de los pedidos).</w:t>
-      </w:r>
-      <w:r>
-        <w:t xml:space="preserve"> </w:t>
-      </w:r>
-      <w:r>
-        <w:rPr>
-          <w:bCs/>
-          <w:b/>
-        </w:rPr>
-        <w:t xml:space="preserve">El crecimiento es orgánico, sin Deliveroo</w:t>
-      </w:r>
-      <w:r>
-        <w:t xml:space="preserve"> </w:t>
-      </w:r>
-      <w:r>
-        <w:t xml:space="preserve">(comprada el 2-oct-2025): la empresa publica sus ingresos sin Deliveroo. Con las cifras publicadas (+33,6 % en 12 meses), la regla proyectaría dos años al +32 % un salto que no se repite desde el 4T26. Las ventas de partida son las publicadas de 12 meses (15.891 M USD, con 3 trimestres de Deliveroo). Ventas del año objetivo por la regla mecánica: 23.778 M en el base, partiendo de +24,2 %. Múltiplos: 2,3x / 3,8x / 4,9x EV/ventas NTM.</w:t>
+        <w:t xml:space="preserve">Señal (método vigente v11): Mantener, en vigilancia</w:t>
+      </w:r>
+      <w:r>
+        <w:t xml:space="preserve"> </w:t>
+      </w:r>
+      <w:r>
+        <w:t xml:space="preserve">· Puntuación 63,8/100 · Señales de cambio de tendencia 3/8 · EV/ventas NTM 4,3 veces</w:t>
+      </w:r>
+      <w:r>
+        <w:t xml:space="preserve"> </w:t>
+      </w:r>
+      <w:r>
+        <w:t xml:space="preserve">Precio 193,09 USD (fecha del informe) · Objetivo 12 m 194,6 USD · Ponderada +0,8 % · Base +4,0 % · Bajista −44,9 % · Alcista +39,9 % · Compra hasta 185,3 USD</w:t>
+      </w:r>
+      <w:r>
+        <w:t xml:space="preserve"> </w:t>
+      </w:r>
+      <w:r>
+        <w:t xml:space="preserve">Peso orientativo: 0 % de la cartera · Por qué: no compra: ponderada &lt; 5 % → en vigilancia</w:t>
+      </w:r>
+      <w:r>
+        <w:t xml:space="preserve"> </w:t>
+      </w:r>
+      <w:r>
+        <w:t xml:space="preserve">Cabecera rehecha con la v11 el 15-oct (auditoría de homogeneidad). Antes decía (método v7): Mantener, en vigilancia. El texto de abajo puede citar cifras de esa versión anterior; mandan las de esta cabecera.</w:t>
       </w:r>
     </w:p>
     <w:p>
